--- a/reports/روسیه/گزارش_تحلیلی_بازار_جوش_شیرین_روسیه.docx
+++ b/reports/روسیه/گزارش_تحلیلی_بازار_جوش_شیرین_روسیه.docx
@@ -352,12 +352,6 @@
         <w:gridCol w:w="1400"/>
       </w:tblGrid>
       <w:tr>
-        <w:tblPrEx>
-          <w:tblCellMar>
-            <w:top w:w="0" w:type="dxa"/>
-            <w:bottom w:w="0" w:type="dxa"/>
-          </w:tblCellMar>
-        </w:tblPrEx>
         <w:trPr>
           <w:cantSplit/>
           <w:tblHeader/>
@@ -533,12 +527,6 @@
         </w:tc>
       </w:tr>
       <w:tr>
-        <w:tblPrEx>
-          <w:tblCellMar>
-            <w:top w:w="0" w:type="dxa"/>
-            <w:bottom w:w="0" w:type="dxa"/>
-          </w:tblCellMar>
-        </w:tblPrEx>
         <w:trPr>
           <w:cantSplit/>
         </w:trPr>
@@ -643,6 +631,7 @@
             </w:pPr>
             <w:r>
               <w:rPr>
+                <w:rFonts w:hint="cs"/>
                 <w:b/>
                 <w:bCs/>
                 <w:color w:val="000000"/>
@@ -650,7 +639,7 @@
                 <w:szCs w:val="19"/>
                 <w:rtl/>
               </w:rPr>
-              <w:t>~۱,۹۰۰+</w:t>
+              <w:t>3.800</w:t>
             </w:r>
           </w:p>
         </w:tc>
@@ -671,6 +660,7 @@
             </w:pPr>
             <w:r>
               <w:rPr>
+                <w:rFonts w:hint="cs"/>
                 <w:b/>
                 <w:bCs/>
                 <w:color w:val="000000"/>
@@ -678,7 +668,7 @@
                 <w:szCs w:val="19"/>
                 <w:rtl/>
               </w:rPr>
-              <w:t>~۹۳</w:t>
+              <w:t>193</w:t>
             </w:r>
           </w:p>
         </w:tc>
@@ -712,12 +702,6 @@
         </w:tc>
       </w:tr>
       <w:tr>
-        <w:tblPrEx>
-          <w:tblCellMar>
-            <w:top w:w="0" w:type="dxa"/>
-            <w:bottom w:w="0" w:type="dxa"/>
-          </w:tblCellMar>
-        </w:tblPrEx>
         <w:trPr>
           <w:cantSplit/>
         </w:trPr>
@@ -891,12 +875,6 @@
         </w:tc>
       </w:tr>
       <w:tr>
-        <w:tblPrEx>
-          <w:tblCellMar>
-            <w:top w:w="0" w:type="dxa"/>
-            <w:bottom w:w="0" w:type="dxa"/>
-          </w:tblCellMar>
-        </w:tblPrEx>
         <w:trPr>
           <w:cantSplit/>
         </w:trPr>
@@ -1070,12 +1048,6 @@
         </w:tc>
       </w:tr>
       <w:tr>
-        <w:tblPrEx>
-          <w:tblCellMar>
-            <w:top w:w="0" w:type="dxa"/>
-            <w:bottom w:w="0" w:type="dxa"/>
-          </w:tblCellMar>
-        </w:tblPrEx>
         <w:trPr>
           <w:cantSplit/>
         </w:trPr>
@@ -1237,12 +1209,6 @@
         </w:tc>
       </w:tr>
       <w:tr>
-        <w:tblPrEx>
-          <w:tblCellMar>
-            <w:top w:w="0" w:type="dxa"/>
-            <w:bottom w:w="0" w:type="dxa"/>
-          </w:tblCellMar>
-        </w:tblPrEx>
         <w:trPr>
           <w:cantSplit/>
         </w:trPr>
@@ -1398,12 +1364,6 @@
         </w:tc>
       </w:tr>
       <w:tr>
-        <w:tblPrEx>
-          <w:tblCellMar>
-            <w:top w:w="0" w:type="dxa"/>
-            <w:bottom w:w="0" w:type="dxa"/>
-          </w:tblCellMar>
-        </w:tblPrEx>
         <w:trPr>
           <w:cantSplit/>
         </w:trPr>
@@ -1565,12 +1525,6 @@
         </w:tc>
       </w:tr>
       <w:tr>
-        <w:tblPrEx>
-          <w:tblCellMar>
-            <w:top w:w="0" w:type="dxa"/>
-            <w:bottom w:w="0" w:type="dxa"/>
-          </w:tblCellMar>
-        </w:tblPrEx>
         <w:trPr>
           <w:cantSplit/>
         </w:trPr>
@@ -1726,12 +1680,6 @@
         </w:tc>
       </w:tr>
       <w:tr>
-        <w:tblPrEx>
-          <w:tblCellMar>
-            <w:top w:w="0" w:type="dxa"/>
-            <w:bottom w:w="0" w:type="dxa"/>
-          </w:tblCellMar>
-        </w:tblPrEx>
         <w:trPr>
           <w:cantSplit/>
         </w:trPr>
@@ -1893,12 +1841,6 @@
         </w:tc>
       </w:tr>
       <w:tr>
-        <w:tblPrEx>
-          <w:tblCellMar>
-            <w:top w:w="0" w:type="dxa"/>
-            <w:bottom w:w="0" w:type="dxa"/>
-          </w:tblCellMar>
-        </w:tblPrEx>
         <w:trPr>
           <w:cantSplit/>
         </w:trPr>
@@ -2054,12 +1996,6 @@
         </w:tc>
       </w:tr>
       <w:tr>
-        <w:tblPrEx>
-          <w:tblCellMar>
-            <w:top w:w="0" w:type="dxa"/>
-            <w:bottom w:w="0" w:type="dxa"/>
-          </w:tblCellMar>
-        </w:tblPrEx>
         <w:trPr>
           <w:cantSplit/>
         </w:trPr>
@@ -2409,12 +2345,6 @@
         <w:gridCol w:w="2400"/>
       </w:tblGrid>
       <w:tr>
-        <w:tblPrEx>
-          <w:tblCellMar>
-            <w:top w:w="0" w:type="dxa"/>
-            <w:bottom w:w="0" w:type="dxa"/>
-          </w:tblCellMar>
-        </w:tblPrEx>
         <w:trPr>
           <w:cantSplit/>
           <w:tblHeader/>
@@ -2534,12 +2464,6 @@
         </w:tc>
       </w:tr>
       <w:tr>
-        <w:tblPrEx>
-          <w:tblCellMar>
-            <w:top w:w="0" w:type="dxa"/>
-            <w:bottom w:w="0" w:type="dxa"/>
-          </w:tblCellMar>
-        </w:tblPrEx>
         <w:trPr>
           <w:cantSplit/>
         </w:trPr>
@@ -2645,12 +2569,6 @@
         </w:tc>
       </w:tr>
       <w:tr>
-        <w:tblPrEx>
-          <w:tblCellMar>
-            <w:top w:w="0" w:type="dxa"/>
-            <w:bottom w:w="0" w:type="dxa"/>
-          </w:tblCellMar>
-        </w:tblPrEx>
         <w:trPr>
           <w:cantSplit/>
         </w:trPr>
@@ -2760,12 +2678,6 @@
         </w:tc>
       </w:tr>
       <w:tr>
-        <w:tblPrEx>
-          <w:tblCellMar>
-            <w:top w:w="0" w:type="dxa"/>
-            <w:bottom w:w="0" w:type="dxa"/>
-          </w:tblCellMar>
-        </w:tblPrEx>
         <w:trPr>
           <w:cantSplit/>
         </w:trPr>
@@ -2945,12 +2857,6 @@
         <w:gridCol w:w="1398"/>
       </w:tblGrid>
       <w:tr>
-        <w:tblPrEx>
-          <w:tblCellMar>
-            <w:top w:w="0" w:type="dxa"/>
-            <w:bottom w:w="0" w:type="dxa"/>
-          </w:tblCellMar>
-        </w:tblPrEx>
         <w:trPr>
           <w:cantSplit/>
           <w:tblHeader/>
@@ -3097,12 +3003,6 @@
         </w:tc>
       </w:tr>
       <w:tr>
-        <w:tblPrEx>
-          <w:tblCellMar>
-            <w:top w:w="0" w:type="dxa"/>
-            <w:bottom w:w="0" w:type="dxa"/>
-          </w:tblCellMar>
-        </w:tblPrEx>
         <w:trPr>
           <w:cantSplit/>
         </w:trPr>
@@ -3242,12 +3142,6 @@
         </w:tc>
       </w:tr>
       <w:tr>
-        <w:tblPrEx>
-          <w:tblCellMar>
-            <w:top w:w="0" w:type="dxa"/>
-            <w:bottom w:w="0" w:type="dxa"/>
-          </w:tblCellMar>
-        </w:tblPrEx>
         <w:trPr>
           <w:cantSplit/>
         </w:trPr>
@@ -3383,12 +3277,6 @@
         </w:tc>
       </w:tr>
       <w:tr>
-        <w:tblPrEx>
-          <w:tblCellMar>
-            <w:top w:w="0" w:type="dxa"/>
-            <w:bottom w:w="0" w:type="dxa"/>
-          </w:tblCellMar>
-        </w:tblPrEx>
         <w:trPr>
           <w:cantSplit/>
         </w:trPr>
@@ -3520,12 +3408,6 @@
         </w:tc>
       </w:tr>
       <w:tr>
-        <w:tblPrEx>
-          <w:tblCellMar>
-            <w:top w:w="0" w:type="dxa"/>
-            <w:bottom w:w="0" w:type="dxa"/>
-          </w:tblCellMar>
-        </w:tblPrEx>
         <w:trPr>
           <w:cantSplit/>
         </w:trPr>
@@ -3838,12 +3720,6 @@
         <w:gridCol w:w="3200"/>
       </w:tblGrid>
       <w:tr>
-        <w:tblPrEx>
-          <w:tblCellMar>
-            <w:top w:w="0" w:type="dxa"/>
-            <w:bottom w:w="0" w:type="dxa"/>
-          </w:tblCellMar>
-        </w:tblPrEx>
         <w:trPr>
           <w:cantSplit/>
           <w:tblHeader/>
@@ -3963,12 +3839,6 @@
         </w:tc>
       </w:tr>
       <w:tr>
-        <w:tblPrEx>
-          <w:tblCellMar>
-            <w:top w:w="0" w:type="dxa"/>
-            <w:bottom w:w="0" w:type="dxa"/>
-          </w:tblCellMar>
-        </w:tblPrEx>
         <w:trPr>
           <w:cantSplit/>
         </w:trPr>
@@ -4086,12 +3956,6 @@
         </w:tc>
       </w:tr>
       <w:tr>
-        <w:tblPrEx>
-          <w:tblCellMar>
-            <w:top w:w="0" w:type="dxa"/>
-            <w:bottom w:w="0" w:type="dxa"/>
-          </w:tblCellMar>
-        </w:tblPrEx>
         <w:trPr>
           <w:cantSplit/>
         </w:trPr>
@@ -4209,12 +4073,6 @@
         </w:tc>
       </w:tr>
       <w:tr>
-        <w:tblPrEx>
-          <w:tblCellMar>
-            <w:top w:w="0" w:type="dxa"/>
-            <w:bottom w:w="0" w:type="dxa"/>
-          </w:tblCellMar>
-        </w:tblPrEx>
         <w:trPr>
           <w:cantSplit/>
         </w:trPr>
@@ -4320,12 +4178,6 @@
         </w:tc>
       </w:tr>
       <w:tr>
-        <w:tblPrEx>
-          <w:tblCellMar>
-            <w:top w:w="0" w:type="dxa"/>
-            <w:bottom w:w="0" w:type="dxa"/>
-          </w:tblCellMar>
-        </w:tblPrEx>
         <w:trPr>
           <w:cantSplit/>
         </w:trPr>
@@ -4435,12 +4287,6 @@
         </w:tc>
       </w:tr>
       <w:tr>
-        <w:tblPrEx>
-          <w:tblCellMar>
-            <w:top w:w="0" w:type="dxa"/>
-            <w:bottom w:w="0" w:type="dxa"/>
-          </w:tblCellMar>
-        </w:tblPrEx>
         <w:trPr>
           <w:cantSplit/>
         </w:trPr>
@@ -4653,12 +4499,6 @@
         <w:gridCol w:w="1600"/>
       </w:tblGrid>
       <w:tr>
-        <w:tblPrEx>
-          <w:tblCellMar>
-            <w:top w:w="0" w:type="dxa"/>
-            <w:bottom w:w="0" w:type="dxa"/>
-          </w:tblCellMar>
-        </w:tblPrEx>
         <w:trPr>
           <w:cantSplit/>
           <w:tblHeader/>
@@ -4777,12 +4617,6 @@
         </w:tc>
       </w:tr>
       <w:tr>
-        <w:tblPrEx>
-          <w:tblCellMar>
-            <w:top w:w="0" w:type="dxa"/>
-            <w:bottom w:w="0" w:type="dxa"/>
-          </w:tblCellMar>
-        </w:tblPrEx>
         <w:trPr>
           <w:cantSplit/>
         </w:trPr>
@@ -4888,12 +4722,6 @@
         </w:tc>
       </w:tr>
       <w:tr>
-        <w:tblPrEx>
-          <w:tblCellMar>
-            <w:top w:w="0" w:type="dxa"/>
-            <w:bottom w:w="0" w:type="dxa"/>
-          </w:tblCellMar>
-        </w:tblPrEx>
         <w:trPr>
           <w:cantSplit/>
         </w:trPr>
@@ -5230,12 +5058,6 @@
         <w:gridCol w:w="2400"/>
       </w:tblGrid>
       <w:tr>
-        <w:tblPrEx>
-          <w:tblCellMar>
-            <w:top w:w="0" w:type="dxa"/>
-            <w:bottom w:w="0" w:type="dxa"/>
-          </w:tblCellMar>
-        </w:tblPrEx>
         <w:trPr>
           <w:cantSplit/>
           <w:tblHeader/>
@@ -5354,12 +5176,6 @@
         </w:tc>
       </w:tr>
       <w:tr>
-        <w:tblPrEx>
-          <w:tblCellMar>
-            <w:top w:w="0" w:type="dxa"/>
-            <w:bottom w:w="0" w:type="dxa"/>
-          </w:tblCellMar>
-        </w:tblPrEx>
         <w:trPr>
           <w:cantSplit/>
         </w:trPr>
@@ -5465,12 +5281,6 @@
         </w:tc>
       </w:tr>
       <w:tr>
-        <w:tblPrEx>
-          <w:tblCellMar>
-            <w:top w:w="0" w:type="dxa"/>
-            <w:bottom w:w="0" w:type="dxa"/>
-          </w:tblCellMar>
-        </w:tblPrEx>
         <w:trPr>
           <w:cantSplit/>
         </w:trPr>
@@ -5623,12 +5433,6 @@
         <w:gridCol w:w="2400"/>
       </w:tblGrid>
       <w:tr>
-        <w:tblPrEx>
-          <w:tblCellMar>
-            <w:top w:w="0" w:type="dxa"/>
-            <w:bottom w:w="0" w:type="dxa"/>
-          </w:tblCellMar>
-        </w:tblPrEx>
         <w:trPr>
           <w:cantSplit/>
           <w:tblHeader/>
@@ -5747,12 +5551,6 @@
         </w:tc>
       </w:tr>
       <w:tr>
-        <w:tblPrEx>
-          <w:tblCellMar>
-            <w:top w:w="0" w:type="dxa"/>
-            <w:bottom w:w="0" w:type="dxa"/>
-          </w:tblCellMar>
-        </w:tblPrEx>
         <w:trPr>
           <w:cantSplit/>
         </w:trPr>
@@ -5858,12 +5656,6 @@
         </w:tc>
       </w:tr>
       <w:tr>
-        <w:tblPrEx>
-          <w:tblCellMar>
-            <w:top w:w="0" w:type="dxa"/>
-            <w:bottom w:w="0" w:type="dxa"/>
-          </w:tblCellMar>
-        </w:tblPrEx>
         <w:trPr>
           <w:cantSplit/>
         </w:trPr>
@@ -6016,12 +5808,6 @@
         <w:gridCol w:w="2400"/>
       </w:tblGrid>
       <w:tr>
-        <w:tblPrEx>
-          <w:tblCellMar>
-            <w:top w:w="0" w:type="dxa"/>
-            <w:bottom w:w="0" w:type="dxa"/>
-          </w:tblCellMar>
-        </w:tblPrEx>
         <w:trPr>
           <w:cantSplit/>
           <w:tblHeader/>
@@ -6140,12 +5926,6 @@
         </w:tc>
       </w:tr>
       <w:tr>
-        <w:tblPrEx>
-          <w:tblCellMar>
-            <w:top w:w="0" w:type="dxa"/>
-            <w:bottom w:w="0" w:type="dxa"/>
-          </w:tblCellMar>
-        </w:tblPrEx>
         <w:trPr>
           <w:cantSplit/>
         </w:trPr>
@@ -6251,12 +6031,6 @@
         </w:tc>
       </w:tr>
       <w:tr>
-        <w:tblPrEx>
-          <w:tblCellMar>
-            <w:top w:w="0" w:type="dxa"/>
-            <w:bottom w:w="0" w:type="dxa"/>
-          </w:tblCellMar>
-        </w:tblPrEx>
         <w:trPr>
           <w:cantSplit/>
         </w:trPr>
@@ -6437,12 +6211,6 @@
         <w:gridCol w:w="6000"/>
       </w:tblGrid>
       <w:tr>
-        <w:tblPrEx>
-          <w:tblCellMar>
-            <w:top w:w="0" w:type="dxa"/>
-            <w:bottom w:w="0" w:type="dxa"/>
-          </w:tblCellMar>
-        </w:tblPrEx>
         <w:trPr>
           <w:cantSplit/>
           <w:tblHeader/>
@@ -6506,12 +6274,6 @@
         </w:tc>
       </w:tr>
       <w:tr>
-        <w:tblPrEx>
-          <w:tblCellMar>
-            <w:top w:w="0" w:type="dxa"/>
-            <w:bottom w:w="0" w:type="dxa"/>
-          </w:tblCellMar>
-        </w:tblPrEx>
         <w:trPr>
           <w:cantSplit/>
         </w:trPr>
@@ -6567,12 +6329,6 @@
         </w:tc>
       </w:tr>
       <w:tr>
-        <w:tblPrEx>
-          <w:tblCellMar>
-            <w:top w:w="0" w:type="dxa"/>
-            <w:bottom w:w="0" w:type="dxa"/>
-          </w:tblCellMar>
-        </w:tblPrEx>
         <w:trPr>
           <w:cantSplit/>
         </w:trPr>
@@ -6630,12 +6386,6 @@
         </w:tc>
       </w:tr>
       <w:tr>
-        <w:tblPrEx>
-          <w:tblCellMar>
-            <w:top w:w="0" w:type="dxa"/>
-            <w:bottom w:w="0" w:type="dxa"/>
-          </w:tblCellMar>
-        </w:tblPrEx>
         <w:trPr>
           <w:cantSplit/>
         </w:trPr>
@@ -6691,12 +6441,6 @@
         </w:tc>
       </w:tr>
       <w:tr>
-        <w:tblPrEx>
-          <w:tblCellMar>
-            <w:top w:w="0" w:type="dxa"/>
-            <w:bottom w:w="0" w:type="dxa"/>
-          </w:tblCellMar>
-        </w:tblPrEx>
         <w:trPr>
           <w:cantSplit/>
         </w:trPr>
@@ -6874,12 +6618,6 @@
         <w:gridCol w:w="3200"/>
       </w:tblGrid>
       <w:tr>
-        <w:tblPrEx>
-          <w:tblCellMar>
-            <w:top w:w="0" w:type="dxa"/>
-            <w:bottom w:w="0" w:type="dxa"/>
-          </w:tblCellMar>
-        </w:tblPrEx>
         <w:trPr>
           <w:cantSplit/>
           <w:tblHeader/>
@@ -6970,12 +6708,6 @@
         </w:tc>
       </w:tr>
       <w:tr>
-        <w:tblPrEx>
-          <w:tblCellMar>
-            <w:top w:w="0" w:type="dxa"/>
-            <w:bottom w:w="0" w:type="dxa"/>
-          </w:tblCellMar>
-        </w:tblPrEx>
         <w:trPr>
           <w:cantSplit/>
         </w:trPr>
@@ -7065,12 +6797,6 @@
         </w:tc>
       </w:tr>
       <w:tr>
-        <w:tblPrEx>
-          <w:tblCellMar>
-            <w:top w:w="0" w:type="dxa"/>
-            <w:bottom w:w="0" w:type="dxa"/>
-          </w:tblCellMar>
-        </w:tblPrEx>
         <w:trPr>
           <w:cantSplit/>
         </w:trPr>
@@ -7154,12 +6880,6 @@
         </w:tc>
       </w:tr>
       <w:tr>
-        <w:tblPrEx>
-          <w:tblCellMar>
-            <w:top w:w="0" w:type="dxa"/>
-            <w:bottom w:w="0" w:type="dxa"/>
-          </w:tblCellMar>
-        </w:tblPrEx>
         <w:trPr>
           <w:cantSplit/>
         </w:trPr>
@@ -7249,12 +6969,6 @@
         </w:tc>
       </w:tr>
       <w:tr>
-        <w:tblPrEx>
-          <w:tblCellMar>
-            <w:top w:w="0" w:type="dxa"/>
-            <w:bottom w:w="0" w:type="dxa"/>
-          </w:tblCellMar>
-        </w:tblPrEx>
         <w:trPr>
           <w:cantSplit/>
         </w:trPr>
@@ -7338,12 +7052,6 @@
         </w:tc>
       </w:tr>
       <w:tr>
-        <w:tblPrEx>
-          <w:tblCellMar>
-            <w:top w:w="0" w:type="dxa"/>
-            <w:bottom w:w="0" w:type="dxa"/>
-          </w:tblCellMar>
-        </w:tblPrEx>
         <w:trPr>
           <w:cantSplit/>
         </w:trPr>
@@ -7424,12 +7132,6 @@
         </w:tc>
       </w:tr>
       <w:tr>
-        <w:tblPrEx>
-          <w:tblCellMar>
-            <w:top w:w="0" w:type="dxa"/>
-            <w:bottom w:w="0" w:type="dxa"/>
-          </w:tblCellMar>
-        </w:tblPrEx>
         <w:trPr>
           <w:cantSplit/>
         </w:trPr>
@@ -7513,12 +7215,6 @@
         </w:tc>
       </w:tr>
       <w:tr>
-        <w:tblPrEx>
-          <w:tblCellMar>
-            <w:top w:w="0" w:type="dxa"/>
-            <w:bottom w:w="0" w:type="dxa"/>
-          </w:tblCellMar>
-        </w:tblPrEx>
         <w:trPr>
           <w:cantSplit/>
         </w:trPr>
@@ -7655,12 +7351,6 @@
         <w:gridCol w:w="2000"/>
       </w:tblGrid>
       <w:tr>
-        <w:tblPrEx>
-          <w:tblCellMar>
-            <w:top w:w="0" w:type="dxa"/>
-            <w:bottom w:w="0" w:type="dxa"/>
-          </w:tblCellMar>
-        </w:tblPrEx>
         <w:trPr>
           <w:cantSplit/>
           <w:tblHeader/>
@@ -7807,12 +7497,6 @@
         </w:tc>
       </w:tr>
       <w:tr>
-        <w:tblPrEx>
-          <w:tblCellMar>
-            <w:top w:w="0" w:type="dxa"/>
-            <w:bottom w:w="0" w:type="dxa"/>
-          </w:tblCellMar>
-        </w:tblPrEx>
         <w:trPr>
           <w:cantSplit/>
         </w:trPr>
@@ -7958,12 +7642,6 @@
         </w:tc>
       </w:tr>
       <w:tr>
-        <w:tblPrEx>
-          <w:tblCellMar>
-            <w:top w:w="0" w:type="dxa"/>
-            <w:bottom w:w="0" w:type="dxa"/>
-          </w:tblCellMar>
-        </w:tblPrEx>
         <w:trPr>
           <w:cantSplit/>
         </w:trPr>
@@ -8121,12 +7799,6 @@
         </w:tc>
       </w:tr>
       <w:tr>
-        <w:tblPrEx>
-          <w:tblCellMar>
-            <w:top w:w="0" w:type="dxa"/>
-            <w:bottom w:w="0" w:type="dxa"/>
-          </w:tblCellMar>
-        </w:tblPrEx>
         <w:trPr>
           <w:cantSplit/>
         </w:trPr>
@@ -8298,12 +7970,6 @@
         </w:tc>
       </w:tr>
       <w:tr>
-        <w:tblPrEx>
-          <w:tblCellMar>
-            <w:top w:w="0" w:type="dxa"/>
-            <w:bottom w:w="0" w:type="dxa"/>
-          </w:tblCellMar>
-        </w:tblPrEx>
         <w:trPr>
           <w:cantSplit/>
         </w:trPr>
@@ -8439,12 +8105,6 @@
         </w:tc>
       </w:tr>
       <w:tr>
-        <w:tblPrEx>
-          <w:tblCellMar>
-            <w:top w:w="0" w:type="dxa"/>
-            <w:bottom w:w="0" w:type="dxa"/>
-          </w:tblCellMar>
-        </w:tblPrEx>
         <w:trPr>
           <w:cantSplit/>
         </w:trPr>

--- a/reports/روسیه/گزارش_تحلیلی_بازار_جوش_شیرین_روسیه.docx
+++ b/reports/روسیه/گزارش_تحلیلی_بازار_جوش_شیرین_روسیه.docx
@@ -639,7 +639,7 @@
                 <w:szCs w:val="19"/>
                 <w:rtl/>
               </w:rPr>
-              <w:t>3.800</w:t>
+              <w:t>6,364.8</w:t>
             </w:r>
           </w:p>
         </w:tc>
@@ -668,7 +668,7 @@
                 <w:szCs w:val="19"/>
                 <w:rtl/>
               </w:rPr>
-              <w:t>193</w:t>
+              <w:t>312</w:t>
             </w:r>
           </w:p>
         </w:tc>

--- a/reports/روسیه/گزارش_تحلیلی_بازار_جوش_شیرین_روسیه.docx
+++ b/reports/روسیه/گزارش_تحلیلی_بازار_جوش_شیرین_روسیه.docx
@@ -2259,6 +2259,23 @@
     </w:p>
     <w:p>
       <w:pPr>
+        <w:pStyle w:val="ListParagraph"/>
+        <w:numPr>
+          <w:ilvl w:val="0"/>
+          <w:numId w:val="2"/>
+        </w:numPr>
+        <w:bidi/>
+        <w:spacing w:before="40" w:after="40" w:line="300" w:lineRule="auto"/>
+      </w:pPr>
+      <w:r>
+        <w:rPr>
+          <w:rtl/>
+        </w:rPr>
+        <w:t xml:space="preserve">هشدار رقابتی: یک توزیع‌کننده‌ی روسی (بازرگانی «БСК Групп» -- شرکتی متفاوت از تولیدکننده‌ی اصلی АО БСК، با نامی عمداً مشابه) از قبل محصولی با برند «БСК-Иран» می‌فروشد: جوش شیرین گرید غذایی با مبدأ ایران، در بسته‌بندی‌های ۲۵/۵۰/۶۵۰/۱۰۰۰/۱۳۰۰ کیلوگرمی و گواهی EAC/RST/ISO/HACCP/HALAL -- دقیقاً کنار محصول داخلی АО БСК با همان بسته‌بندی‌ها عرضه می‌شود. یعنی حداقل یک رقیب ایرانی دیگر پیش از این کانال توزیع فعالی در بازار خرده‌فروشی/عمده‌فروشی روسیه ایجاد کرده -- نظارت بر این کانال و رقبای مشابه برای حفظ سهم جوش شیرین پارس ضروری است (قیمت این محصول در سایت توزیع‌کننده استعلامی بود و به‌صورت عمومی در دسترس نیست).</w:t>
+      </w:r>
+    </w:p>
+    <w:p>
+      <w:pPr>
         <w:pStyle w:val="Heading2"/>
         <w:bidi/>
         <w:spacing w:before="220" w:after="100"/>
@@ -2783,6 +2800,26 @@
         </w:tc>
       </w:tr>
     </w:tbl>
+    <w:p>
+      <w:pPr>
+        <w:spacing w:before="60" w:after="60" w:line="300" w:lineRule="auto"/>
+      </w:pPr>
+      <w:r>
+        <w:rPr>
+          <w:b/>
+          <w:color w:val="000000"/>
+          <w:rtl/>
+        </w:rPr>
+        <w:t xml:space="preserve">به‌روزرسانی (۷ سپتامبر ۲۰۲۶): </w:t>
+      </w:r>
+      <w:r>
+        <w:rPr>
+          <w:color w:val="000000"/>
+          <w:rtl/>
+        </w:rPr>
+        <w:t xml:space="preserve">در ژوئن ۲۰۲۵ دولت روسیه ۵۷.۴۳٪ سهام شرکت سودای باشقیرستان (BSK) را به هلدینگ Roskhim فروخت (۱۱.۷٪ نیز به امانت جمهوری باشقیرستان رفت) -- یعنی بزرگ‌ترین رقیب داخلی اکنون مالک جدید و به‌مراتب سرمایه‌گذارتری دارد که برنامه‌ی تولید سودای دارویی و توسعه‌ی ظرفیت را اعلام کرده است. با این حال، درآمد ۲۰۲۵ خود BSK با افت ۴.۵٪ به ۵۸.۲۴ میلیارد روبل رسید (از ۶۱.۰۱ میلیارد در ۲۰۲۴) -- در حالی که تولید بی‌کربنات سدیم (جوش شیرین) آن در ۲۰۲۴ رشد ۲۰٪ داشت (۱۹۳,۹۰۰ تن). کارخانه‌ی سودای کریمه (دومین تولیدکننده) نیز راکد ماند: درآمد ۲۰۲۵ فقط ۰.۹٪ رشد کرد (۱۳.۲۷۲ میلیارد روبل) و ظرفیت جوش شیرین همچنان در همان سطح قدیمی (~۲۰هزار تن/سال) باقی است. جمع‌بندی: تولیدکننده‌ی اصلی تحت مالکیت جدید در حال سرمایه‌گذاریِ بالادستی است، اما بخش جوش شیرین آن (بر خلاف کل مجموعه) هنوز رشد نشان می‌دهد -- نیازمند رصد مستمر برای اینکه آیا این رشد به کاهش وابستگی به واردات می‌انجامد یا نه.</w:t>
+      </w:r>
+    </w:p>
     <w:p>
       <w:pPr>
         <w:pBdr>
@@ -3611,6 +3648,26 @@
           <w:rtl/>
         </w:rPr>
         <w:t xml:space="preserve"> از ۲۸ فوریه ۲۰۲۶ تردد کشتیرانی تجاری از تنگه هرمز به‌شدت کاهش یافته و تا اواخر اوت ۲۰۲۶ عملاً به حالت نیمه‌تعطیل رسیده است (کاهش از ~۸۵-۱۳۰ عبور روزانه پیش از بحران به تنها ۳ تا ۱۵ عبور در روز). این وضعیت بنادر خلیج فارس ایران (بندرعباس، بوشهر) را برای صادرات دریایی پرریسک و غیرقابل‌اتکا می‌کند. بندر انزلی (دریای خزر) و بندر چابهار (دریای عمان، خارج از تنگه هرمز) مبادی جایگزین امن هستند.</w:t>
+      </w:r>
+    </w:p>
+    <w:p>
+      <w:pPr>
+        <w:spacing w:before="60" w:after="60" w:line="300" w:lineRule="auto"/>
+      </w:pPr>
+      <w:r>
+        <w:rPr>
+          <w:b/>
+          <w:color w:val="000000"/>
+          <w:rtl/>
+        </w:rPr>
+        <w:t xml:space="preserve">به‌روزرسانی (۷ سپتامبر ۲۰۲۶): </w:t>
+      </w:r>
+      <w:r>
+        <w:rPr>
+          <w:color w:val="000000"/>
+          <w:rtl/>
+        </w:rPr>
+        <w:t xml:space="preserve">هزینه‌ی لجستیک داخلی روسیه (که رقبای ریلی/جاده‌محور مثل چین و ترکیه برای رساندن محموله به مسکو/غرب روسیه به آن متکی‌اند) در حال افزایش است: تعرفه‌ی حمل ریلی راه‌آهن روسیه (РЖД) برای ۲۰۲۶ حدود ۱۰.۲ تا ۱۰.۴٪ بالا رفته، عوارض جاده‌ای Platon از مارس ۲۰۲۶ حدود ۶۳٪ در همین جزء گران‌تر شده (برآورد صنعتی: ~۱۲٪ افزایش کل هزینه‌ی حمل جاده‌ای)، و حجم بار ریلی «مواد شیمیایی و سودا» در سراسر ۲۰۲۶ روندی نزولی داشته (تا آگوست حدود ۷٪ افت نسبت به مدت مشابه). این روند، مزیت نسبی کریدور دریایی خزر ایران (که به این هزینه‌های ریلی/جاده‌ای داخلی وابسته نیست) را در مقایسه با رقبای ریلی‌محور تقویت می‌کند.</w:t>
       </w:r>
     </w:p>
     <w:p>
@@ -3695,6 +3752,26 @@
         <w:t>مسیرهای دریایی ایران به روسیه — کریدور خزر (انزلی)، و کریدورهای دریای سیاه/بالتیک از طریق چابهار (با دور زدن تنگه هرمز)</w:t>
       </w:r>
     </w:p>
+    <w:p>
+      <w:pPr>
+        <w:spacing w:before="60" w:after="60" w:line="300" w:lineRule="auto"/>
+      </w:pPr>
+      <w:r>
+        <w:rPr>
+          <w:b/>
+          <w:color w:val="000000"/>
+          <w:rtl/>
+        </w:rPr>
+        <w:t xml:space="preserve">به‌روزرسانی (۷ سپتامبر ۲۰۲۶): </w:t>
+      </w:r>
+      <w:r>
+        <w:rPr>
+          <w:color w:val="000000"/>
+          <w:rtl/>
+        </w:rPr>
+        <w:t xml:space="preserve">کریدور خزر در حال رشد سریع است -- بندر آستاراخان در سال ۲۰۲۵ به ۵.۷ میلیون تن بار رسید که حدود ۹۰٪ آن مبدأ/مقصدش ایران بوده؛ فقط در چهار ماه اول ۲۰۲۶ حجم این بندر ۶۸٪ رشد کرد و به ۲.۲ میلیون تن رسید (باز هم عمدتاً بار ایران). خط کانتینری جدید آستاراخان-ایران هم راه‌اندازی شده است. کریدور شمال-جنوب (INSTC) با خط سرمایه‌گذاری ۳۸ میلیارد دلاری و بیش از صد پروژه، پیش‌بینی می‌شود تا ۲۰۳۰ به ۳۲ میلیون تن بار کل برسد. این روند مسیر خزر را -- که همین حالا هم کوتاه‌ترین و ایمن‌ترین کریدور جوش شیرین پارس است -- به‌طور فزاینده‌ای مطمئن‌تر و کم‌هزینه‌تر می‌کند.</w:t>
+      </w:r>
+    </w:p>
     <w:tbl>
       <w:tblPr>
         <w:bidiVisual/>
@@ -8842,6 +8919,91 @@
           <w:rtl/>
         </w:rPr>
         <w:t>chempack.ru، utsrus.com، rtholding.ru — توزیع‌کنندگان مواد شیمیایی/افزودنی‌های غذایی روسیه</w:t>
+      </w:r>
+    </w:p>
+    <w:p>
+      <w:pPr>
+        <w:pStyle w:val="ListParagraph"/>
+        <w:numPr>
+          <w:ilvl w:val="0"/>
+          <w:numId w:val="2"/>
+        </w:numPr>
+        <w:bidi/>
+        <w:spacing w:before="40" w:after="40" w:line="300" w:lineRule="auto"/>
+      </w:pPr>
+      <w:r>
+        <w:rPr>
+          <w:rtl/>
+        </w:rPr>
+        <w:t xml:space="preserve">rupec.ru، rccnews.ru، www.soda.ru، www.rzd-partner.ru، trans.ru، flagma.ru، board.himtrade.ru — منابع خبری/B2B/لجستیک روسیه، صحت‌سنجی‌شده ۷ سپتامبر ۲۰۲۶ (رصد مستمر توسط ربات اخبار پلتفرم)</w:t>
+      </w:r>
+    </w:p>
+    <w:p>
+      <w:pPr>
+        <w:pStyle w:val="ListParagraph"/>
+        <w:numPr>
+          <w:ilvl w:val="0"/>
+          <w:numId w:val="2"/>
+        </w:numPr>
+        <w:bidi/>
+        <w:spacing w:before="40" w:after="40" w:line="300" w:lineRule="auto"/>
+      </w:pPr>
+      <w:r>
+        <w:rPr>
+          <w:rtl/>
+        </w:rPr>
+        <w:t xml:space="preserve">bsksalt.ru — توزیع‌کننده‌ی روسی محصول جوش شیرین با برند «БСК-Иран»؛ شاهد کانال توزیع رقیب ایرانی موجود در بازار روسیه</w:t>
+      </w:r>
+    </w:p>
+    <w:p>
+      <w:pPr>
+        <w:pStyle w:val="ListParagraph"/>
+        <w:numPr>
+          <w:ilvl w:val="0"/>
+          <w:numId w:val="2"/>
+        </w:numPr>
+        <w:bidi/>
+        <w:spacing w:before="40" w:after="40" w:line="300" w:lineRule="auto"/>
+      </w:pPr>
+      <w:r>
+        <w:rPr>
+          <w:rtl/>
+        </w:rPr>
+        <w:t xml:space="preserve">اطلاعیه‌های رسمی Roskhim / دولت روسیه — فروش ۵۷.۴۳٪ سهام BSK به هلدینگ Roskhim، ژوئن ۲۰۲۵</w:t>
+      </w:r>
+    </w:p>
+    <w:p>
+      <w:pPr>
+        <w:pStyle w:val="ListParagraph"/>
+        <w:numPr>
+          <w:ilvl w:val="0"/>
+          <w:numId w:val="2"/>
+        </w:numPr>
+        <w:bidi/>
+        <w:spacing w:before="40" w:after="40" w:line="300" w:lineRule="auto"/>
+      </w:pPr>
+      <w:r>
+        <w:rPr>
+          <w:rtl/>
+        </w:rPr>
+        <w:t xml:space="preserve">rzd-partner.ru، سامانه‌ی عوارض جاده‌ای Platon (روسیه) — تغییرات تعرفه‌ی ریلی و عوارض جاده‌ای ۲۰۲۶</w:t>
+      </w:r>
+    </w:p>
+    <w:p>
+      <w:pPr>
+        <w:pStyle w:val="ListParagraph"/>
+        <w:numPr>
+          <w:ilvl w:val="0"/>
+          <w:numId w:val="2"/>
+        </w:numPr>
+        <w:bidi/>
+        <w:spacing w:before="40" w:after="40" w:line="300" w:lineRule="auto"/>
+      </w:pPr>
+      <w:r>
+        <w:rPr>
+          <w:rtl/>
+        </w:rPr>
+        <w:t xml:space="preserve">گزارش‌های بندر آستاراخان و کریدور INSTC — آمار حجم بار کریدور خزر ۲۰۲۵-۲۰۲۶</w:t>
       </w:r>
     </w:p>
     <w:sectPr>
